--- a/testakten/rentenrecht-riester-zulagenrueckforderung-augsburg/14_nachweisschreiben_zfa_2026-07-06.docx
+++ b/testakten/rentenrecht-riester-zulagenrueckforderung-augsburg/14_nachweisschreiben_zfa_2026-07-06.docx
@@ -55,7 +55,7 @@
           <w:b/>
           <w:sz w:val="22"/>
         </w:rPr>
-        <w:t>Telefon: 0821 3109-40 | beratung@rentenberatung-kolbe.example</w:t>
+        <w:t>Telefon: 0821 3109-40 | beratung@rentenberatung-kolbe.de</w:t>
       </w:r>
     </w:p>
     <w:p>
